--- a/cv/Harry_Russell_CV.docx
+++ b/cv/Harry_Russell_CV.docx
@@ -1,6 +1,6 @@
 
 <file path=word/document.xml><?xml version="1.0" encoding="utf-8"?>
-<w:document xmlns:wpc="http://schemas.microsoft.com/office/word/2010/wordprocessingCanvas" xmlns:mc="http://schemas.openxmlformats.org/markup-compatibility/2006" xmlns:o="urn:schemas-microsoft-com:office:office" xmlns:r="http://schemas.openxmlformats.org/officeDocument/2006/relationships" xmlns:m="http://schemas.openxmlformats.org/officeDocument/2006/math" xmlns:v="urn:schemas-microsoft-com:vml" xmlns:wp14="http://schemas.microsoft.com/office/word/2010/wordprocessingDrawing" xmlns:wp="http://schemas.openxmlformats.org/drawingml/2006/wordprocessingDrawing" xmlns:w10="urn:schemas-microsoft-com:office:word" xmlns:w="http://schemas.openxmlformats.org/wordprocessingml/2006/main" xmlns:w14="http://schemas.microsoft.com/office/word/2010/wordml" xmlns:w15="http://schemas.microsoft.com/office/word/2012/wordml" xmlns:wpg="http://schemas.microsoft.com/office/word/2010/wordprocessingGroup" xmlns:wpi="http://schemas.microsoft.com/office/word/2010/wordprocessingInk" xmlns:wne="http://schemas.microsoft.com/office/word/2006/wordml" xmlns:wps="http://schemas.microsoft.com/office/word/2010/wordprocessingShape" xmlns:cx="http://schemas.microsoft.com/office/drawing/2014/chartex" xmlns:cx1="http://schemas.microsoft.com/office/drawing/2015/9/8/chartex" xmlns:cx2="http://schemas.microsoft.com/office/drawing/2015/10/21/chartex" xmlns:cx3="http://schemas.microsoft.com/office/drawing/2016/5/9/chartex" xmlns:cx4="http://schemas.microsoft.com/office/drawing/2016/5/10/chartex" xmlns:cx5="http://schemas.microsoft.com/office/drawing/2016/5/11/chartex" xmlns:cx6="http://schemas.microsoft.com/office/drawing/2016/5/12/chartex" xmlns:cx7="http://schemas.microsoft.com/office/drawing/2016/5/13/chartex" xmlns:cx8="http://schemas.microsoft.com/office/drawing/2016/5/14/chartex" xmlns:aink="http://schemas.microsoft.com/office/drawing/2016/ink" xmlns:am3d="http://schemas.microsoft.com/office/drawing/2017/model3d" xmlns:w16cex="http://schemas.microsoft.com/office/word/2018/wordml/cex" xmlns:w16cid="http://schemas.microsoft.com/office/word/2016/wordml/cid" xmlns:w16="http://schemas.microsoft.com/office/word/2018/wordml" xmlns:w16sdtdh="http://schemas.microsoft.com/office/word/2020/wordml/sdtdatahash" xmlns:w16se="http://schemas.microsoft.com/office/word/2015/wordml/symex" mc:Ignorable="w14 w15 wp14">
+<w:document xmlns:ns1="http://schemas.openxmlformats.org/markup-compatibility/2006" xmlns:w="http://schemas.openxmlformats.org/wordprocessingml/2006/main" ns1:Ignorable="w14 w15 wp14">
   <w:body>
     <w:p>
       <w:pPr>
@@ -28,7 +28,7 @@
           <w:sz w:val="19"/>
           <w:szCs w:val="19"/>
         </w:rPr>
-        <w:t xml:space="preserve">Aberdeen, Scotland  |  07398 530978  |  harryrussell081203@gmail.com  |  DV Cleared</w:t>
+        <w:t xml:space="preserve">Aberdeen, Scotland  |  07398 530978  |  harryrussell081203@gmail.com</w:t>
       </w:r>
     </w:p>
     <w:p>
@@ -58,7 +58,7 @@
           <w:sz w:val="20"/>
           <w:szCs w:val="20"/>
         </w:rPr>
-        <w:t xml:space="preserve">DV-cleared engineering technician with three years building, testing and fault-finding precision subsea electronics at Sonardyne to IPC-A-610 Class 3, and two years running secure communications and networks in the Royal Navy aboard a frontline Type 23 frigate. Time-served via a completed Engineering Modern Apprenticeship (SCQF Level 7), with first-year BEng (Hons) study in Instrumentation, Measurement &amp; Control. Used to safety-critical kit, hard deadlines and environments where a fault has to be found and fixed with nobody else to call. Looking for a hands-on technical role across engineering, instrumentation, electronics or communications.</w:t>
+        <w:t xml:space="preserve">Engineering technician with three years building, testing and fault-finding precision subsea electronics at Sonardyne to IPC-A-610 Class 3, and two years running secure communications and networks in the Royal Navy aboard a frontline Type 23 frigate. Time-served via a completed Engineering Modern Apprenticeship (SCQF Level 7), with first-year BEng (Hons) study in Instrumentation, Measurement &amp; Control. Used to safety-critical kit, hard deadlines and environments where a fault has to be found and fixed with nobody else to call. Looking for a hands-on technical role across engineering, instrumentation, electronics or communications.</w:t>
       </w:r>
     </w:p>
     <w:p>
@@ -76,24 +76,7 @@
           <w:sz w:val="22"/>
           <w:szCs w:val="22"/>
         </w:rPr>
-        <w:t xml:space="preserve">CERTIFICATIONS &amp; CLEARANCES</w:t>
-      </w:r>
-    </w:p>
-    <w:p>
-      <w:pPr>
-        <w:pStyle w:val="ListParagraph"/>
-        <w:numPr>
-          <w:ilvl w:val="0"/>
-          <w:numId w:val="1"/>
-        </w:numPr>
-        <w:spacing w:after="40"/>
-      </w:pPr>
-      <w:r>
-        <w:rPr>
-          <w:sz w:val="20"/>
-          <w:szCs w:val="20"/>
-        </w:rPr>
-        <w:t xml:space="preserve">Developed Vetting (DV) security clearance</w:t>
+        <w:t xml:space="preserve">CERTIFICATIONS</w:t>
       </w:r>
     </w:p>
     <w:p>

--- a/cv/Harry_Russell_CV.docx
+++ b/cv/Harry_Russell_CV.docx
@@ -58,7 +58,7 @@
           <w:sz w:val="20"/>
           <w:szCs w:val="20"/>
         </w:rPr>
-        <w:t xml:space="preserve">Engineering technician with three years building, testing and fault-finding precision subsea electronics at Sonardyne to IPC-A-610 Class 3, and two years running secure communications and networks in the Royal Navy aboard a frontline Type 23 frigate. Time-served via a completed Engineering Modern Apprenticeship (SCQF Level 7), with first-year BEng (Hons) study in Instrumentation, Measurement &amp; Control. Used to safety-critical kit, hard deadlines and environments where a fault has to be found and fixed with nobody else to call. Looking for a hands-on technical role across engineering, instrumentation, electronics or communications.</w:t>
+        <w:t xml:space="preserve">Engineering technician, currently in a technician role in Aberdeen subsea engineering. Three years before that building, testing and fault-finding precision subsea electronics at Sonardyne to IPC-A-610 Class 3, and two years running secure communications and networks in the Royal Navy aboard a frontline Type 23 frigate. Time-served via a completed Engineering Modern Apprenticeship (SCQF Level 7), with first-year BEng (Hons) study in Instrumentation, Measurement &amp; Control. Used to safety-critical kit, hard deadlines and environments where a fault has to be found and fixed with nobody else to call. Looking for a hands-on technical role with travel, across engineering, instrumentation, electronics, field service or communications.</w:t>
       </w:r>
     </w:p>
     <w:p>
@@ -163,6 +163,54 @@
           <w:szCs w:val="22"/>
         </w:rPr>
         <w:t xml:space="preserve">WORK EXPERIENCE</w:t>
+      </w:r>
+    </w:p>
+    <w:p>
+      <w:pPr>
+        <w:spacing w:after="20" w:before="140"/>
+      </w:pPr>
+      <w:r>
+        <w:rPr>
+          <w:b/>
+          <w:bCs/>
+          <w:sz w:val="21"/>
+          <w:szCs w:val="21"/>
+        </w:rPr>
+        <w:t xml:space="preserve">Technician  |  Hydro Group  |  2026 – Present</w:t>
+      </w:r>
+      <w:r>
+        <w:rPr>
+          <w:sz w:val="21"/>
+          <w:szCs w:val="21"/>
+        </w:rPr>
+        <w:t xml:space="preserve"/>
+      </w:r>
+      <w:r>
+        <w:rPr>
+          <w:i/>
+          <w:iCs/>
+          <w:color w:val="555555"/>
+          <w:sz w:val="21"/>
+          <w:szCs w:val="21"/>
+        </w:rPr>
+        <w:t xml:space="preserve"/>
+      </w:r>
+    </w:p>
+    <w:p>
+      <w:pPr>
+        <w:pStyle w:val="ListParagraph"/>
+        <w:numPr>
+          <w:ilvl w:val="0"/>
+          <w:numId w:val="1"/>
+        </w:numPr>
+        <w:spacing w:after="40"/>
+      </w:pPr>
+      <w:r>
+        <w:rPr>
+          <w:sz w:val="20"/>
+          <w:szCs w:val="20"/>
+        </w:rPr>
+        <w:t xml:space="preserve">Current role, started August 2026. Aberdeen-based technician work in subsea engineering.</w:t>
       </w:r>
     </w:p>
     <w:p>

--- a/cv/Harry_Russell_CV.docx
+++ b/cv/Harry_Russell_CV.docx
@@ -58,7 +58,7 @@
           <w:sz w:val="20"/>
           <w:szCs w:val="20"/>
         </w:rPr>
-        <w:t xml:space="preserve">Engineering technician, currently in a technician role in Aberdeen subsea engineering. Three years before that building, testing and fault-finding precision subsea electronics at Sonardyne to IPC-A-610 Class 3, and two years running secure communications and networks in the Royal Navy aboard a frontline Type 23 frigate. Time-served via a completed Engineering Modern Apprenticeship (SCQF Level 7), with first-year BEng (Hons) study in Instrumentation, Measurement &amp; Control. Used to safety-critical kit, hard deadlines and environments where a fault has to be found and fixed with nobody else to call. Looking for a hands-on technical role with travel, across engineering, instrumentation, electronics, field service or communications.</w:t>
+        <w:t xml:space="preserve">Engineering technician, currently testing, repairing and moulding subsea cables and connectors - fault-finding to component and joint level, and potting assemblies in epoxy resin and polyurethane to marine sealing standards. Three years before that building, testing and fault-finding precision subsea electronics at Sonardyne to IPC-A-610 Class 3, and two years running secure communications and networks in the Royal Navy aboard a frontline Type 23 frigate. Time-served via a completed Engineering Modern Apprenticeship (SCQF Level 7), with first-year BEng (Hons) study in Instrumentation, Measurement &amp; Control. Used to safety-critical kit, hard deadlines and environments where a fault has to be found and fixed with nobody else to call. Looking for a hands-on technical role with travel, across engineering, instrumentation, electronics, field service or communications.</w:t>
       </w:r>
     </w:p>
     <w:p>
@@ -210,7 +210,24 @@
           <w:sz w:val="20"/>
           <w:szCs w:val="20"/>
         </w:rPr>
-        <w:t xml:space="preserve">Current role, started August 2026. Aberdeen-based technician work in subsea engineering.</w:t>
+        <w:t xml:space="preserve">Test and repair subsea cables, connectors and terminations, fault-finding to component and joint level.</w:t>
+      </w:r>
+    </w:p>
+    <w:p>
+      <w:pPr>
+        <w:pStyle w:val="ListParagraph"/>
+        <w:numPr>
+          <w:ilvl w:val="0"/>
+          <w:numId w:val="1"/>
+        </w:numPr>
+        <w:spacing w:after="40"/>
+      </w:pPr>
+      <w:r>
+        <w:rPr>
+          <w:sz w:val="20"/>
+          <w:szCs w:val="20"/>
+        </w:rPr>
+        <w:t xml:space="preserve">Mould and pot cable assemblies and connectors using epoxy resin, polyurethane and related compounds to marine sealing standards.</w:t>
       </w:r>
     </w:p>
     <w:p>
